--- a/AWS_Redshift_Illustrated_Study_Guide.docx
+++ b/AWS_Redshift_Illustrated_Study_Guide.docx
@@ -123,7 +123,15 @@
               <w:cnfStyle w:val="000000000000" w:firstRow="0" w:lastRow="0" w:firstColumn="0" w:lastColumn="0" w:oddVBand="0" w:evenVBand="0" w:oddHBand="0" w:evenHBand="0" w:firstRowFirstColumn="0" w:firstRowLastColumn="0" w:lastRowFirstColumn="0" w:lastRowLastColumn="0"/>
             </w:pPr>
             <w:r>
-              <w:t>Massively Parallel Processing: multiple compute resources process parts of a query at once.</w:t>
+              <w:t xml:space="preserve">Massively Parallel Processing: multiple </w:t>
+            </w:r>
+            <w:proofErr w:type="gramStart"/>
+            <w:r>
+              <w:t>compute</w:t>
+            </w:r>
+            <w:proofErr w:type="gramEnd"/>
+            <w:r>
+              <w:t xml:space="preserve"> resources process parts of a query at once.</w:t>
             </w:r>
           </w:p>
         </w:tc>
@@ -182,7 +190,42 @@
               <w:cnfStyle w:val="000000000000" w:firstRow="0" w:lastRow="0" w:firstColumn="0" w:lastColumn="0" w:oddVBand="0" w:evenVBand="0" w:oddHBand="0" w:evenHBand="0" w:firstRowFirstColumn="0" w:firstRowLastColumn="0" w:lastRowFirstColumn="0" w:lastRowLastColumn="0"/>
             </w:pPr>
             <w:r>
-              <w:t>OLAP = analytics and aggregates; OLTP = application transactions.</w:t>
+              <w:t>OLAP = analytics and aggregates</w:t>
+            </w:r>
+            <w:r>
+              <w:t>,</w:t>
+            </w:r>
+            <w:r>
+              <w:rPr>
+                <w:color w:val="000000" w:themeColor="text1"/>
+              </w:rPr>
+              <w:t xml:space="preserve"> historical data, </w:t>
+            </w:r>
+            <w:proofErr w:type="spellStart"/>
+            <w:r>
+              <w:rPr>
+                <w:color w:val="000000" w:themeColor="text1"/>
+              </w:rPr>
+              <w:t>datawarehouse</w:t>
+            </w:r>
+            <w:proofErr w:type="spellEnd"/>
+            <w:r>
+              <w:rPr>
+                <w:color w:val="000000" w:themeColor="text1"/>
+              </w:rPr>
+              <w:t xml:space="preserve">; </w:t>
+            </w:r>
+            <w:r>
+              <w:t>OLTP = application transactions</w:t>
+            </w:r>
+            <w:r>
+              <w:t xml:space="preserve">, </w:t>
+            </w:r>
+            <w:r>
+              <w:rPr>
+                <w:color w:val="000000" w:themeColor="text1"/>
+              </w:rPr>
+              <w:t>runtime data, relational database</w:t>
             </w:r>
           </w:p>
         </w:tc>
@@ -240,7 +283,15 @@
     </w:p>
     <w:p>
       <w:r>
-        <w:t>Illustration: a simplified provisioned cluster. In Redshift Serverless, AWS manages the underlying compute resources for you.</w:t>
+        <w:t xml:space="preserve">Illustration: a simplified provisioned cluster. In Redshift Serverless, AWS manages the underlying </w:t>
+      </w:r>
+      <w:proofErr w:type="gramStart"/>
+      <w:r>
+        <w:t>compute</w:t>
+      </w:r>
+      <w:proofErr w:type="gramEnd"/>
+      <w:r>
+        <w:t xml:space="preserve"> resources for you.</w:t>
       </w:r>
     </w:p>
     <w:tbl>
@@ -308,8 +359,21 @@
             <w:pPr>
               <w:cnfStyle w:val="000000100000" w:firstRow="0" w:lastRow="0" w:firstColumn="0" w:lastColumn="0" w:oddVBand="0" w:evenVBand="0" w:oddHBand="1" w:evenHBand="0" w:firstRowFirstColumn="0" w:firstRowLastColumn="0" w:lastRowFirstColumn="0" w:lastRowLastColumn="0"/>
             </w:pPr>
+            <w:proofErr w:type="gramStart"/>
             <w:r>
-              <w:t>Accepts queries, plans execution, coordinates work, and returns results.</w:t>
+              <w:t>Accepts</w:t>
+            </w:r>
+            <w:proofErr w:type="gramEnd"/>
+            <w:r>
+              <w:t xml:space="preserve"> queries, plans execution, coordinates </w:t>
+            </w:r>
+            <w:proofErr w:type="gramStart"/>
+            <w:r>
+              <w:t>work, and</w:t>
+            </w:r>
+            <w:proofErr w:type="gramEnd"/>
+            <w:r>
+              <w:t xml:space="preserve"> returns results.</w:t>
             </w:r>
           </w:p>
         </w:tc>
@@ -325,6 +389,7 @@
           </w:tcPr>
           <w:p>
             <w:r>
+              <w:lastRenderedPageBreak/>
               <w:t>Compute nodes</w:t>
             </w:r>
           </w:p>
@@ -338,11 +403,7 @@
               <w:cnfStyle w:val="000000000000" w:firstRow="0" w:lastRow="0" w:firstColumn="0" w:lastColumn="0" w:oddVBand="0" w:evenVBand="0" w:oddHBand="0" w:evenHBand="0" w:firstRowFirstColumn="0" w:firstRowLastColumn="0" w:lastRowFirstColumn="0" w:lastRowLastColumn="0"/>
             </w:pPr>
             <w:r>
-              <w:t xml:space="preserve">Execute scans, joins, filtering, and aggregation </w:t>
-            </w:r>
-            <w:r>
-              <w:lastRenderedPageBreak/>
-              <w:t>in parallel.</w:t>
+              <w:t>Execute scans, joins, filtering, and aggregation in parallel.</w:t>
             </w:r>
           </w:p>
         </w:tc>
@@ -359,7 +420,6 @@
           </w:tcPr>
           <w:p>
             <w:r>
-              <w:lastRenderedPageBreak/>
               <w:t>Slices</w:t>
             </w:r>
           </w:p>
@@ -373,7 +433,15 @@
               <w:cnfStyle w:val="000000100000" w:firstRow="0" w:lastRow="0" w:firstColumn="0" w:lastColumn="0" w:oddVBand="0" w:evenVBand="0" w:oddHBand="1" w:evenHBand="0" w:firstRowFirstColumn="0" w:firstRowLastColumn="0" w:lastRowFirstColumn="0" w:lastRowLastColumn="0"/>
             </w:pPr>
             <w:r>
-              <w:t>Subdivisions of compute resources that process assigned data partitions.</w:t>
+              <w:t xml:space="preserve">Subdivisions of </w:t>
+            </w:r>
+            <w:proofErr w:type="gramStart"/>
+            <w:r>
+              <w:t>compute</w:t>
+            </w:r>
+            <w:proofErr w:type="gramEnd"/>
+            <w:r>
+              <w:t xml:space="preserve"> resources that process assigned data partitions.</w:t>
             </w:r>
           </w:p>
         </w:tc>
@@ -427,8 +495,36 @@
           <w:color w:val="1C4970"/>
           <w:sz w:val="17"/>
         </w:rPr>
-        <w:t>SELECT category, SUM(amount) AS total_sales</w:t>
+        <w:t xml:space="preserve">SELECT category, </w:t>
       </w:r>
+      <w:proofErr w:type="gramStart"/>
+      <w:r>
+        <w:rPr>
+          <w:rFonts w:ascii="Consolas" w:hAnsi="Consolas"/>
+          <w:color w:val="1C4970"/>
+          <w:sz w:val="17"/>
+        </w:rPr>
+        <w:t>SUM(</w:t>
+      </w:r>
+      <w:proofErr w:type="gramEnd"/>
+      <w:r>
+        <w:rPr>
+          <w:rFonts w:ascii="Consolas" w:hAnsi="Consolas"/>
+          <w:color w:val="1C4970"/>
+          <w:sz w:val="17"/>
+        </w:rPr>
+        <w:t xml:space="preserve">amount) AS </w:t>
+      </w:r>
+      <w:proofErr w:type="spellStart"/>
+      <w:r>
+        <w:rPr>
+          <w:rFonts w:ascii="Consolas" w:hAnsi="Consolas"/>
+          <w:color w:val="1C4970"/>
+          <w:sz w:val="17"/>
+        </w:rPr>
+        <w:t>total_sales</w:t>
+      </w:r>
+      <w:proofErr w:type="spellEnd"/>
       <w:r>
         <w:rPr>
           <w:rFonts w:ascii="Consolas" w:hAnsi="Consolas"/>
@@ -532,8 +628,18 @@
           <w:color w:val="1C4970"/>
           <w:sz w:val="17"/>
         </w:rPr>
-        <w:t>CREATE EXTERNAL SCHEMA spectrum_schema</w:t>
+        <w:t xml:space="preserve">CREATE EXTERNAL SCHEMA </w:t>
       </w:r>
+      <w:proofErr w:type="spellStart"/>
+      <w:r>
+        <w:rPr>
+          <w:rFonts w:ascii="Consolas" w:hAnsi="Consolas"/>
+          <w:color w:val="1C4970"/>
+          <w:sz w:val="17"/>
+        </w:rPr>
+        <w:t>spectrum_schema</w:t>
+      </w:r>
+      <w:proofErr w:type="spellEnd"/>
       <w:r>
         <w:rPr>
           <w:rFonts w:ascii="Consolas" w:hAnsi="Consolas"/>
@@ -550,7 +656,25 @@
           <w:sz w:val="17"/>
         </w:rPr>
         <w:br/>
-        <w:t>DATABASE 'sales_db'</w:t>
+        <w:t>DATABASE '</w:t>
+      </w:r>
+      <w:proofErr w:type="spellStart"/>
+      <w:r>
+        <w:rPr>
+          <w:rFonts w:ascii="Consolas" w:hAnsi="Consolas"/>
+          <w:color w:val="1C4970"/>
+          <w:sz w:val="17"/>
+        </w:rPr>
+        <w:t>sales_db</w:t>
+      </w:r>
+      <w:proofErr w:type="spellEnd"/>
+      <w:r>
+        <w:rPr>
+          <w:rFonts w:ascii="Consolas" w:hAnsi="Consolas"/>
+          <w:color w:val="1C4970"/>
+          <w:sz w:val="17"/>
+        </w:rPr>
+        <w:t>'</w:t>
       </w:r>
       <w:r>
         <w:rPr>
@@ -559,12 +683,84 @@
           <w:sz w:val="17"/>
         </w:rPr>
         <w:br/>
-        <w:t>IAM_ROLE 'arn:aws:iam::123456789012:role/RedshiftSpectrumRole';</w:t>
+        <w:t>IAM_ROLE '</w:t>
+      </w:r>
+      <w:proofErr w:type="spellStart"/>
+      <w:proofErr w:type="gramStart"/>
+      <w:r>
+        <w:rPr>
+          <w:rFonts w:ascii="Consolas" w:hAnsi="Consolas"/>
+          <w:color w:val="1C4970"/>
+          <w:sz w:val="17"/>
+        </w:rPr>
+        <w:t>arn:aws</w:t>
+      </w:r>
+      <w:proofErr w:type="gramEnd"/>
+      <w:r>
+        <w:rPr>
+          <w:rFonts w:ascii="Consolas" w:hAnsi="Consolas"/>
+          <w:color w:val="1C4970"/>
+          <w:sz w:val="17"/>
+        </w:rPr>
+        <w:t>:</w:t>
+      </w:r>
+      <w:proofErr w:type="gramStart"/>
+      <w:r>
+        <w:rPr>
+          <w:rFonts w:ascii="Consolas" w:hAnsi="Consolas"/>
+          <w:color w:val="1C4970"/>
+          <w:sz w:val="17"/>
+        </w:rPr>
+        <w:t>iam</w:t>
+      </w:r>
+      <w:proofErr w:type="spellEnd"/>
+      <w:r>
+        <w:rPr>
+          <w:rFonts w:ascii="Consolas" w:hAnsi="Consolas"/>
+          <w:color w:val="1C4970"/>
+          <w:sz w:val="17"/>
+        </w:rPr>
+        <w:t>::123456789012:role</w:t>
+      </w:r>
+      <w:proofErr w:type="gramEnd"/>
+      <w:r>
+        <w:rPr>
+          <w:rFonts w:ascii="Consolas" w:hAnsi="Consolas"/>
+          <w:color w:val="1C4970"/>
+          <w:sz w:val="17"/>
+        </w:rPr>
+        <w:t>/</w:t>
+      </w:r>
+      <w:proofErr w:type="spellStart"/>
+      <w:r>
+        <w:rPr>
+          <w:rFonts w:ascii="Consolas" w:hAnsi="Consolas"/>
+          <w:color w:val="1C4970"/>
+          <w:sz w:val="17"/>
+        </w:rPr>
+        <w:t>RedshiftSpectrumRole</w:t>
+      </w:r>
+      <w:proofErr w:type="spellEnd"/>
+      <w:r>
+        <w:rPr>
+          <w:rFonts w:ascii="Consolas" w:hAnsi="Consolas"/>
+          <w:color w:val="1C4970"/>
+          <w:sz w:val="17"/>
+        </w:rPr>
+        <w:t>';</w:t>
       </w:r>
     </w:p>
     <w:p>
       <w:r>
-        <w:t>Prerequisites: the catalog database and external tables must exist, and the IAM role needs permissions for the catalog and S3 objects. The ARN above is an example placeholder.</w:t>
+        <w:t xml:space="preserve">Prerequisites: the catalog database and external tables must exist, and the IAM role needs </w:t>
+      </w:r>
+      <w:proofErr w:type="gramStart"/>
+      <w:r>
+        <w:t>permissions</w:t>
+      </w:r>
+      <w:proofErr w:type="gramEnd"/>
+      <w:r>
+        <w:t xml:space="preserve"> for the catalog and S3 objects. The ARN above is an example placeholder.</w:t>
       </w:r>
     </w:p>
     <w:p>
@@ -578,7 +774,83 @@
           <w:color w:val="1C4970"/>
           <w:sz w:val="17"/>
         </w:rPr>
-        <w:t>SELECT c.customer_name, SUM(o.quantity * o.price) AS sales</w:t>
+        <w:t xml:space="preserve">SELECT </w:t>
+      </w:r>
+      <w:proofErr w:type="spellStart"/>
+      <w:proofErr w:type="gramStart"/>
+      <w:r>
+        <w:rPr>
+          <w:rFonts w:ascii="Consolas" w:hAnsi="Consolas"/>
+          <w:color w:val="1C4970"/>
+          <w:sz w:val="17"/>
+        </w:rPr>
+        <w:t>c.customer</w:t>
+      </w:r>
+      <w:proofErr w:type="gramEnd"/>
+      <w:r>
+        <w:rPr>
+          <w:rFonts w:ascii="Consolas" w:hAnsi="Consolas"/>
+          <w:color w:val="1C4970"/>
+          <w:sz w:val="17"/>
+        </w:rPr>
+        <w:t>_name</w:t>
+      </w:r>
+      <w:proofErr w:type="spellEnd"/>
+      <w:r>
+        <w:rPr>
+          <w:rFonts w:ascii="Consolas" w:hAnsi="Consolas"/>
+          <w:color w:val="1C4970"/>
+          <w:sz w:val="17"/>
+        </w:rPr>
+        <w:t xml:space="preserve">, </w:t>
+      </w:r>
+      <w:proofErr w:type="gramStart"/>
+      <w:r>
+        <w:rPr>
+          <w:rFonts w:ascii="Consolas" w:hAnsi="Consolas"/>
+          <w:color w:val="1C4970"/>
+          <w:sz w:val="17"/>
+        </w:rPr>
+        <w:t>SUM(</w:t>
+      </w:r>
+      <w:proofErr w:type="spellStart"/>
+      <w:r>
+        <w:rPr>
+          <w:rFonts w:ascii="Consolas" w:hAnsi="Consolas"/>
+          <w:color w:val="1C4970"/>
+          <w:sz w:val="17"/>
+        </w:rPr>
+        <w:t>o.quantity</w:t>
+      </w:r>
+      <w:proofErr w:type="spellEnd"/>
+      <w:proofErr w:type="gramEnd"/>
+      <w:r>
+        <w:rPr>
+          <w:rFonts w:ascii="Consolas" w:hAnsi="Consolas"/>
+          <w:color w:val="1C4970"/>
+          <w:sz w:val="17"/>
+        </w:rPr>
+        <w:t xml:space="preserve"> * </w:t>
+      </w:r>
+      <w:proofErr w:type="spellStart"/>
+      <w:proofErr w:type="gramStart"/>
+      <w:r>
+        <w:rPr>
+          <w:rFonts w:ascii="Consolas" w:hAnsi="Consolas"/>
+          <w:color w:val="1C4970"/>
+          <w:sz w:val="17"/>
+        </w:rPr>
+        <w:t>o.price</w:t>
+      </w:r>
+      <w:proofErr w:type="spellEnd"/>
+      <w:proofErr w:type="gramEnd"/>
+      <w:r>
+        <w:rPr>
+          <w:rFonts w:ascii="Consolas" w:hAnsi="Consolas"/>
+          <w:color w:val="1C4970"/>
+          <w:sz w:val="17"/>
+        </w:rPr>
+        <w:t>) AS sales</w:t>
       </w:r>
       <w:r>
         <w:rPr>
@@ -587,7 +859,27 @@
           <w:sz w:val="17"/>
         </w:rPr>
         <w:br/>
-        <w:t>FROM public.customers c</w:t>
+        <w:t xml:space="preserve">FROM </w:t>
+      </w:r>
+      <w:proofErr w:type="spellStart"/>
+      <w:proofErr w:type="gramStart"/>
+      <w:r>
+        <w:rPr>
+          <w:rFonts w:ascii="Consolas" w:hAnsi="Consolas"/>
+          <w:color w:val="1C4970"/>
+          <w:sz w:val="17"/>
+        </w:rPr>
+        <w:t>public.customers</w:t>
+      </w:r>
+      <w:proofErr w:type="spellEnd"/>
+      <w:proofErr w:type="gramEnd"/>
+      <w:r>
+        <w:rPr>
+          <w:rFonts w:ascii="Consolas" w:hAnsi="Consolas"/>
+          <w:color w:val="1C4970"/>
+          <w:sz w:val="17"/>
+        </w:rPr>
+        <w:t xml:space="preserve"> c</w:t>
       </w:r>
       <w:r>
         <w:rPr>
@@ -596,7 +888,35 @@
           <w:sz w:val="17"/>
         </w:rPr>
         <w:br/>
-        <w:t>JOIN spectrum_schema.orders o</w:t>
+        <w:t xml:space="preserve">JOIN </w:t>
+      </w:r>
+      <w:proofErr w:type="spellStart"/>
+      <w:r>
+        <w:rPr>
+          <w:rFonts w:ascii="Consolas" w:hAnsi="Consolas"/>
+          <w:color w:val="1C4970"/>
+          <w:sz w:val="17"/>
+        </w:rPr>
+        <w:t>spectrum_</w:t>
+      </w:r>
+      <w:proofErr w:type="gramStart"/>
+      <w:r>
+        <w:rPr>
+          <w:rFonts w:ascii="Consolas" w:hAnsi="Consolas"/>
+          <w:color w:val="1C4970"/>
+          <w:sz w:val="17"/>
+        </w:rPr>
+        <w:t>schema.orders</w:t>
+      </w:r>
+      <w:proofErr w:type="spellEnd"/>
+      <w:proofErr w:type="gramEnd"/>
+      <w:r>
+        <w:rPr>
+          <w:rFonts w:ascii="Consolas" w:hAnsi="Consolas"/>
+          <w:color w:val="1C4970"/>
+          <w:sz w:val="17"/>
+        </w:rPr>
+        <w:t xml:space="preserve"> o</w:t>
       </w:r>
       <w:r>
         <w:rPr>
@@ -605,7 +925,6 @@
           <w:sz w:val="17"/>
         </w:rPr>
         <w:br/>
-        <w:t xml:space="preserve">  ON c.customer_id = o.customer_id</w:t>
       </w:r>
       <w:r>
         <w:rPr>
@@ -613,14 +932,106 @@
           <w:color w:val="1C4970"/>
           <w:sz w:val="17"/>
         </w:rPr>
+        <w:lastRenderedPageBreak/>
+        <w:t xml:space="preserve">  ON </w:t>
+      </w:r>
+      <w:proofErr w:type="spellStart"/>
+      <w:proofErr w:type="gramStart"/>
+      <w:r>
+        <w:rPr>
+          <w:rFonts w:ascii="Consolas" w:hAnsi="Consolas"/>
+          <w:color w:val="1C4970"/>
+          <w:sz w:val="17"/>
+        </w:rPr>
+        <w:t>c.customer</w:t>
+      </w:r>
+      <w:proofErr w:type="gramEnd"/>
+      <w:r>
+        <w:rPr>
+          <w:rFonts w:ascii="Consolas" w:hAnsi="Consolas"/>
+          <w:color w:val="1C4970"/>
+          <w:sz w:val="17"/>
+        </w:rPr>
+        <w:t>_id</w:t>
+      </w:r>
+      <w:proofErr w:type="spellEnd"/>
+      <w:r>
+        <w:rPr>
+          <w:rFonts w:ascii="Consolas" w:hAnsi="Consolas"/>
+          <w:color w:val="1C4970"/>
+          <w:sz w:val="17"/>
+        </w:rPr>
+        <w:t xml:space="preserve"> = </w:t>
+      </w:r>
+      <w:proofErr w:type="spellStart"/>
+      <w:proofErr w:type="gramStart"/>
+      <w:r>
+        <w:rPr>
+          <w:rFonts w:ascii="Consolas" w:hAnsi="Consolas"/>
+          <w:color w:val="1C4970"/>
+          <w:sz w:val="17"/>
+        </w:rPr>
+        <w:t>o.customer</w:t>
+      </w:r>
+      <w:proofErr w:type="gramEnd"/>
+      <w:r>
+        <w:rPr>
+          <w:rFonts w:ascii="Consolas" w:hAnsi="Consolas"/>
+          <w:color w:val="1C4970"/>
+          <w:sz w:val="17"/>
+        </w:rPr>
+        <w:t>_id</w:t>
+      </w:r>
+      <w:proofErr w:type="spellEnd"/>
+      <w:r>
+        <w:rPr>
+          <w:rFonts w:ascii="Consolas" w:hAnsi="Consolas"/>
+          <w:color w:val="1C4970"/>
+          <w:sz w:val="17"/>
+        </w:rPr>
         <w:br/>
-        <w:t>GROUP BY c.customer_name;</w:t>
+        <w:t xml:space="preserve">GROUP BY </w:t>
+      </w:r>
+      <w:proofErr w:type="spellStart"/>
+      <w:proofErr w:type="gramStart"/>
+      <w:r>
+        <w:rPr>
+          <w:rFonts w:ascii="Consolas" w:hAnsi="Consolas"/>
+          <w:color w:val="1C4970"/>
+          <w:sz w:val="17"/>
+        </w:rPr>
+        <w:t>c.customer</w:t>
+      </w:r>
+      <w:proofErr w:type="gramEnd"/>
+      <w:r>
+        <w:rPr>
+          <w:rFonts w:ascii="Consolas" w:hAnsi="Consolas"/>
+          <w:color w:val="1C4970"/>
+          <w:sz w:val="17"/>
+        </w:rPr>
+        <w:t>_name</w:t>
+      </w:r>
+      <w:proofErr w:type="spellEnd"/>
+      <w:r>
+        <w:rPr>
+          <w:rFonts w:ascii="Consolas" w:hAnsi="Consolas"/>
+          <w:color w:val="1C4970"/>
+          <w:sz w:val="17"/>
+        </w:rPr>
+        <w:t>;</w:t>
       </w:r>
     </w:p>
     <w:p>
       <w:r>
-        <w:lastRenderedPageBreak/>
-        <w:t>Performance tip: store external data as Parquet or ORC, partition on commonly filtered columns, and filter early to reduce scanned bytes. Spectrum costs can depend on bytes scanned and applicable pricing rules.</w:t>
+        <w:t xml:space="preserve">Performance tip: store external data as Parquet or ORC, partition on commonly filtered columns, and filter early to reduce scanned bytes. Spectrum costs can depend on </w:t>
+      </w:r>
+      <w:proofErr w:type="gramStart"/>
+      <w:r>
+        <w:t>bytes scanned</w:t>
+      </w:r>
+      <w:proofErr w:type="gramEnd"/>
+      <w:r>
+        <w:t xml:space="preserve"> and applicable pricing rules.</w:t>
       </w:r>
     </w:p>
     <w:p>
@@ -675,7 +1086,15 @@
     </w:p>
     <w:p>
       <w:r>
-        <w:t>Distribution determines which compute slices hold rows. The diagram is conceptual: ALL replicates a whole table to each node; EVEN spreads rows; KEY hashes values so matching keys can be colocated.</w:t>
+        <w:t xml:space="preserve">Distribution determines which compute slices hold rows. The diagram is conceptual: ALL replicates a whole table to each node; EVEN spreads rows; KEY hashes values so matching keys can be </w:t>
+      </w:r>
+      <w:proofErr w:type="spellStart"/>
+      <w:r>
+        <w:t>colocated</w:t>
+      </w:r>
+      <w:proofErr w:type="spellEnd"/>
+      <w:r>
+        <w:t>.</w:t>
       </w:r>
     </w:p>
     <w:tbl>
@@ -924,7 +1343,61 @@
           <w:sz w:val="17"/>
         </w:rPr>
         <w:br/>
-        <w:t xml:space="preserve">  order_id INT, customer_id INT, amount DECIMAL(12,2)</w:t>
+        <w:t xml:space="preserve">  </w:t>
+      </w:r>
+      <w:proofErr w:type="spellStart"/>
+      <w:r>
+        <w:rPr>
+          <w:rFonts w:ascii="Consolas" w:hAnsi="Consolas"/>
+          <w:color w:val="1C4970"/>
+          <w:sz w:val="17"/>
+        </w:rPr>
+        <w:t>order_id</w:t>
+      </w:r>
+      <w:proofErr w:type="spellEnd"/>
+      <w:r>
+        <w:rPr>
+          <w:rFonts w:ascii="Consolas" w:hAnsi="Consolas"/>
+          <w:color w:val="1C4970"/>
+          <w:sz w:val="17"/>
+        </w:rPr>
+        <w:t xml:space="preserve"> INT, </w:t>
+      </w:r>
+      <w:proofErr w:type="spellStart"/>
+      <w:r>
+        <w:rPr>
+          <w:rFonts w:ascii="Consolas" w:hAnsi="Consolas"/>
+          <w:color w:val="1C4970"/>
+          <w:sz w:val="17"/>
+        </w:rPr>
+        <w:t>customer_id</w:t>
+      </w:r>
+      <w:proofErr w:type="spellEnd"/>
+      <w:r>
+        <w:rPr>
+          <w:rFonts w:ascii="Consolas" w:hAnsi="Consolas"/>
+          <w:color w:val="1C4970"/>
+          <w:sz w:val="17"/>
+        </w:rPr>
+        <w:t xml:space="preserve"> INT, amount </w:t>
+      </w:r>
+      <w:proofErr w:type="gramStart"/>
+      <w:r>
+        <w:rPr>
+          <w:rFonts w:ascii="Consolas" w:hAnsi="Consolas"/>
+          <w:color w:val="1C4970"/>
+          <w:sz w:val="17"/>
+        </w:rPr>
+        <w:t>DECIMAL(</w:t>
+      </w:r>
+      <w:proofErr w:type="gramEnd"/>
+      <w:r>
+        <w:rPr>
+          <w:rFonts w:ascii="Consolas" w:hAnsi="Consolas"/>
+          <w:color w:val="1C4970"/>
+          <w:sz w:val="17"/>
+        </w:rPr>
+        <w:t>12,2)</w:t>
       </w:r>
       <w:r>
         <w:rPr>
@@ -933,7 +1406,35 @@
           <w:sz w:val="17"/>
         </w:rPr>
         <w:br/>
-        <w:t>) DISTSTYLE KEY DISTKEY(customer_id);</w:t>
+        <w:t xml:space="preserve">) DISTSTYLE KEY </w:t>
+      </w:r>
+      <w:proofErr w:type="gramStart"/>
+      <w:r>
+        <w:rPr>
+          <w:rFonts w:ascii="Consolas" w:hAnsi="Consolas"/>
+          <w:color w:val="1C4970"/>
+          <w:sz w:val="17"/>
+        </w:rPr>
+        <w:t>DISTKEY(</w:t>
+      </w:r>
+      <w:proofErr w:type="spellStart"/>
+      <w:proofErr w:type="gramEnd"/>
+      <w:r>
+        <w:rPr>
+          <w:rFonts w:ascii="Consolas" w:hAnsi="Consolas"/>
+          <w:color w:val="1C4970"/>
+          <w:sz w:val="17"/>
+        </w:rPr>
+        <w:t>customer_id</w:t>
+      </w:r>
+      <w:proofErr w:type="spellEnd"/>
+      <w:r>
+        <w:rPr>
+          <w:rFonts w:ascii="Consolas" w:hAnsi="Consolas"/>
+          <w:color w:val="1C4970"/>
+          <w:sz w:val="17"/>
+        </w:rPr>
+        <w:t>);</w:t>
       </w:r>
     </w:p>
     <w:p>
@@ -956,7 +1457,61 @@
           <w:sz w:val="17"/>
         </w:rPr>
         <w:br/>
-        <w:t xml:space="preserve">  region_id INT, region_name VARCHAR(50)</w:t>
+        <w:t xml:space="preserve">  </w:t>
+      </w:r>
+      <w:proofErr w:type="spellStart"/>
+      <w:r>
+        <w:rPr>
+          <w:rFonts w:ascii="Consolas" w:hAnsi="Consolas"/>
+          <w:color w:val="1C4970"/>
+          <w:sz w:val="17"/>
+        </w:rPr>
+        <w:t>region_id</w:t>
+      </w:r>
+      <w:proofErr w:type="spellEnd"/>
+      <w:r>
+        <w:rPr>
+          <w:rFonts w:ascii="Consolas" w:hAnsi="Consolas"/>
+          <w:color w:val="1C4970"/>
+          <w:sz w:val="17"/>
+        </w:rPr>
+        <w:t xml:space="preserve"> INT, </w:t>
+      </w:r>
+      <w:proofErr w:type="spellStart"/>
+      <w:r>
+        <w:rPr>
+          <w:rFonts w:ascii="Consolas" w:hAnsi="Consolas"/>
+          <w:color w:val="1C4970"/>
+          <w:sz w:val="17"/>
+        </w:rPr>
+        <w:t>region_name</w:t>
+      </w:r>
+      <w:proofErr w:type="spellEnd"/>
+      <w:r>
+        <w:rPr>
+          <w:rFonts w:ascii="Consolas" w:hAnsi="Consolas"/>
+          <w:color w:val="1C4970"/>
+          <w:sz w:val="17"/>
+        </w:rPr>
+        <w:t xml:space="preserve"> </w:t>
+      </w:r>
+      <w:proofErr w:type="gramStart"/>
+      <w:r>
+        <w:rPr>
+          <w:rFonts w:ascii="Consolas" w:hAnsi="Consolas"/>
+          <w:color w:val="1C4970"/>
+          <w:sz w:val="17"/>
+        </w:rPr>
+        <w:t>VARCHAR(</w:t>
+      </w:r>
+      <w:proofErr w:type="gramEnd"/>
+      <w:r>
+        <w:rPr>
+          <w:rFonts w:ascii="Consolas" w:hAnsi="Consolas"/>
+          <w:color w:val="1C4970"/>
+          <w:sz w:val="17"/>
+        </w:rPr>
+        <w:t>50)</w:t>
       </w:r>
       <w:r>
         <w:rPr>
@@ -984,7 +1539,23 @@
     </w:p>
     <w:p>
       <w:r>
-        <w:t>Shuffling is moving rows across nodes during operations such as joins and aggregation. Network movement can slow queries. Colocating rows on matching distribution keys may avoid this movement.</w:t>
+        <w:t xml:space="preserve">Shuffling is moving rows across nodes during operations such as </w:t>
+      </w:r>
+      <w:proofErr w:type="gramStart"/>
+      <w:r>
+        <w:t>joins</w:t>
+      </w:r>
+      <w:proofErr w:type="gramEnd"/>
+      <w:r>
+        <w:t xml:space="preserve"> and aggregation. Network movement can slow queries. </w:t>
+      </w:r>
+      <w:proofErr w:type="spellStart"/>
+      <w:r>
+        <w:t>Colocating</w:t>
+      </w:r>
+      <w:proofErr w:type="spellEnd"/>
+      <w:r>
+        <w:t xml:space="preserve"> rows on matching distribution keys may avoid this movement.</w:t>
       </w:r>
     </w:p>
     <w:p>
@@ -1048,7 +1619,15 @@
           </w:tcPr>
           <w:p>
             <w:r>
-              <w:t>1. Colocate JOIN keys</w:t>
+              <w:t xml:space="preserve">1. </w:t>
+            </w:r>
+            <w:proofErr w:type="spellStart"/>
+            <w:r>
+              <w:t>Colocate</w:t>
+            </w:r>
+            <w:proofErr w:type="spellEnd"/>
+            <w:r>
+              <w:t xml:space="preserve"> JOIN keys</w:t>
             </w:r>
           </w:p>
         </w:tc>
@@ -1175,8 +1754,48 @@
           <w:sz w:val="17"/>
         </w:rPr>
         <w:br/>
-        <w:t>SELECT c.customer_name, o.amount</w:t>
+        <w:t xml:space="preserve">SELECT </w:t>
       </w:r>
+      <w:proofErr w:type="spellStart"/>
+      <w:proofErr w:type="gramStart"/>
+      <w:r>
+        <w:rPr>
+          <w:rFonts w:ascii="Consolas" w:hAnsi="Consolas"/>
+          <w:color w:val="1C4970"/>
+          <w:sz w:val="17"/>
+        </w:rPr>
+        <w:t>c.customer</w:t>
+      </w:r>
+      <w:proofErr w:type="gramEnd"/>
+      <w:r>
+        <w:rPr>
+          <w:rFonts w:ascii="Consolas" w:hAnsi="Consolas"/>
+          <w:color w:val="1C4970"/>
+          <w:sz w:val="17"/>
+        </w:rPr>
+        <w:t>_name</w:t>
+      </w:r>
+      <w:proofErr w:type="spellEnd"/>
+      <w:r>
+        <w:rPr>
+          <w:rFonts w:ascii="Consolas" w:hAnsi="Consolas"/>
+          <w:color w:val="1C4970"/>
+          <w:sz w:val="17"/>
+        </w:rPr>
+        <w:t xml:space="preserve">, </w:t>
+      </w:r>
+      <w:proofErr w:type="spellStart"/>
+      <w:proofErr w:type="gramStart"/>
+      <w:r>
+        <w:rPr>
+          <w:rFonts w:ascii="Consolas" w:hAnsi="Consolas"/>
+          <w:color w:val="1C4970"/>
+          <w:sz w:val="17"/>
+        </w:rPr>
+        <w:t>o.amount</w:t>
+      </w:r>
+      <w:proofErr w:type="spellEnd"/>
+      <w:proofErr w:type="gramEnd"/>
       <w:r>
         <w:rPr>
           <w:rFonts w:ascii="Consolas" w:hAnsi="Consolas"/>
@@ -1193,7 +1812,63 @@
           <w:sz w:val="17"/>
         </w:rPr>
         <w:br/>
-        <w:t>JOIN orders o ON c.customer_id = o.customer_id;</w:t>
+        <w:t xml:space="preserve">JOIN orders o ON </w:t>
+      </w:r>
+      <w:proofErr w:type="spellStart"/>
+      <w:proofErr w:type="gramStart"/>
+      <w:r>
+        <w:rPr>
+          <w:rFonts w:ascii="Consolas" w:hAnsi="Consolas"/>
+          <w:color w:val="1C4970"/>
+          <w:sz w:val="17"/>
+        </w:rPr>
+        <w:t>c.customer</w:t>
+      </w:r>
+      <w:proofErr w:type="gramEnd"/>
+      <w:r>
+        <w:rPr>
+          <w:rFonts w:ascii="Consolas" w:hAnsi="Consolas"/>
+          <w:color w:val="1C4970"/>
+          <w:sz w:val="17"/>
+        </w:rPr>
+        <w:t>_id</w:t>
+      </w:r>
+      <w:proofErr w:type="spellEnd"/>
+      <w:r>
+        <w:rPr>
+          <w:rFonts w:ascii="Consolas" w:hAnsi="Consolas"/>
+          <w:color w:val="1C4970"/>
+          <w:sz w:val="17"/>
+        </w:rPr>
+        <w:t xml:space="preserve"> = </w:t>
+      </w:r>
+      <w:proofErr w:type="spellStart"/>
+      <w:proofErr w:type="gramStart"/>
+      <w:r>
+        <w:rPr>
+          <w:rFonts w:ascii="Consolas" w:hAnsi="Consolas"/>
+          <w:color w:val="1C4970"/>
+          <w:sz w:val="17"/>
+        </w:rPr>
+        <w:t>o.customer</w:t>
+      </w:r>
+      <w:proofErr w:type="gramEnd"/>
+      <w:r>
+        <w:rPr>
+          <w:rFonts w:ascii="Consolas" w:hAnsi="Consolas"/>
+          <w:color w:val="1C4970"/>
+          <w:sz w:val="17"/>
+        </w:rPr>
+        <w:t>_id</w:t>
+      </w:r>
+      <w:proofErr w:type="spellEnd"/>
+      <w:r>
+        <w:rPr>
+          <w:rFonts w:ascii="Consolas" w:hAnsi="Consolas"/>
+          <w:color w:val="1C4970"/>
+          <w:sz w:val="17"/>
+        </w:rPr>
+        <w:t>;</w:t>
       </w:r>
     </w:p>
     <w:tbl>
@@ -1262,7 +1937,15 @@
               <w:cnfStyle w:val="000000100000" w:firstRow="0" w:lastRow="0" w:firstColumn="0" w:lastColumn="0" w:oddVBand="0" w:evenVBand="0" w:oddHBand="1" w:evenHBand="0" w:firstRowFirstColumn="0" w:firstRowLastColumn="0" w:lastRowFirstColumn="0" w:lastRowLastColumn="0"/>
             </w:pPr>
             <w:r>
-              <w:t>No redistribution needed for the join.</w:t>
+              <w:t xml:space="preserve">No redistribution </w:t>
+            </w:r>
+            <w:proofErr w:type="gramStart"/>
+            <w:r>
+              <w:t>needed</w:t>
+            </w:r>
+            <w:proofErr w:type="gramEnd"/>
+            <w:r>
+              <w:t xml:space="preserve"> for the join.</w:t>
             </w:r>
           </w:p>
         </w:tc>
@@ -1380,7 +2063,15 @@
               <w:cnfStyle w:val="000000100000" w:firstRow="0" w:lastRow="0" w:firstColumn="0" w:lastColumn="0" w:oddVBand="0" w:evenVBand="0" w:oddHBand="1" w:evenHBand="0" w:firstRowFirstColumn="0" w:firstRowLastColumn="0" w:lastRowFirstColumn="0" w:lastRowLastColumn="0"/>
             </w:pPr>
             <w:r>
-              <w:t>Both sides redistributed; often expensive.</w:t>
+              <w:t xml:space="preserve">Both sides </w:t>
+            </w:r>
+            <w:proofErr w:type="gramStart"/>
+            <w:r>
+              <w:t>redistributed</w:t>
+            </w:r>
+            <w:proofErr w:type="gramEnd"/>
+            <w:r>
+              <w:t>; often expensive.</w:t>
             </w:r>
           </w:p>
         </w:tc>
@@ -1609,7 +2300,61 @@
           <w:sz w:val="17"/>
         </w:rPr>
         <w:br/>
-        <w:t xml:space="preserve">  sale_id INT, sale_date DATE, amount DECIMAL(12,2)</w:t>
+        <w:t xml:space="preserve">  </w:t>
+      </w:r>
+      <w:proofErr w:type="spellStart"/>
+      <w:r>
+        <w:rPr>
+          <w:rFonts w:ascii="Consolas" w:hAnsi="Consolas"/>
+          <w:color w:val="1C4970"/>
+          <w:sz w:val="17"/>
+        </w:rPr>
+        <w:t>sale_id</w:t>
+      </w:r>
+      <w:proofErr w:type="spellEnd"/>
+      <w:r>
+        <w:rPr>
+          <w:rFonts w:ascii="Consolas" w:hAnsi="Consolas"/>
+          <w:color w:val="1C4970"/>
+          <w:sz w:val="17"/>
+        </w:rPr>
+        <w:t xml:space="preserve"> INT, </w:t>
+      </w:r>
+      <w:proofErr w:type="spellStart"/>
+      <w:r>
+        <w:rPr>
+          <w:rFonts w:ascii="Consolas" w:hAnsi="Consolas"/>
+          <w:color w:val="1C4970"/>
+          <w:sz w:val="17"/>
+        </w:rPr>
+        <w:t>sale_date</w:t>
+      </w:r>
+      <w:proofErr w:type="spellEnd"/>
+      <w:r>
+        <w:rPr>
+          <w:rFonts w:ascii="Consolas" w:hAnsi="Consolas"/>
+          <w:color w:val="1C4970"/>
+          <w:sz w:val="17"/>
+        </w:rPr>
+        <w:t xml:space="preserve"> DATE, amount </w:t>
+      </w:r>
+      <w:proofErr w:type="gramStart"/>
+      <w:r>
+        <w:rPr>
+          <w:rFonts w:ascii="Consolas" w:hAnsi="Consolas"/>
+          <w:color w:val="1C4970"/>
+          <w:sz w:val="17"/>
+        </w:rPr>
+        <w:t>DECIMAL(</w:t>
+      </w:r>
+      <w:proofErr w:type="gramEnd"/>
+      <w:r>
+        <w:rPr>
+          <w:rFonts w:ascii="Consolas" w:hAnsi="Consolas"/>
+          <w:color w:val="1C4970"/>
+          <w:sz w:val="17"/>
+        </w:rPr>
+        <w:t>12,2)</w:t>
       </w:r>
       <w:r>
         <w:rPr>
@@ -1618,7 +2363,35 @@
           <w:sz w:val="17"/>
         </w:rPr>
         <w:br/>
-        <w:t>) SORTKEY(sale_date);</w:t>
+        <w:t xml:space="preserve">) </w:t>
+      </w:r>
+      <w:proofErr w:type="gramStart"/>
+      <w:r>
+        <w:rPr>
+          <w:rFonts w:ascii="Consolas" w:hAnsi="Consolas"/>
+          <w:color w:val="1C4970"/>
+          <w:sz w:val="17"/>
+        </w:rPr>
+        <w:t>SORTKEY(</w:t>
+      </w:r>
+      <w:proofErr w:type="spellStart"/>
+      <w:proofErr w:type="gramEnd"/>
+      <w:r>
+        <w:rPr>
+          <w:rFonts w:ascii="Consolas" w:hAnsi="Consolas"/>
+          <w:color w:val="1C4970"/>
+          <w:sz w:val="17"/>
+        </w:rPr>
+        <w:t>sale_date</w:t>
+      </w:r>
+      <w:proofErr w:type="spellEnd"/>
+      <w:r>
+        <w:rPr>
+          <w:rFonts w:ascii="Consolas" w:hAnsi="Consolas"/>
+          <w:color w:val="1C4970"/>
+          <w:sz w:val="17"/>
+        </w:rPr>
+        <w:t>);</w:t>
       </w:r>
     </w:p>
     <w:p>
@@ -1808,7 +2581,15 @@
               <w:cnfStyle w:val="000000100000" w:firstRow="0" w:lastRow="0" w:firstColumn="0" w:lastColumn="0" w:oddVBand="0" w:evenVBand="0" w:oddHBand="1" w:evenHBand="0" w:firstRowFirstColumn="0" w:firstRowLastColumn="0" w:lastRowFirstColumn="0" w:lastRowLastColumn="0"/>
             </w:pPr>
             <w:r>
-              <w:t>Teams wanting less cluster capacity management.</w:t>
+              <w:t xml:space="preserve">Teams </w:t>
+            </w:r>
+            <w:proofErr w:type="gramStart"/>
+            <w:r>
+              <w:t>wanting</w:t>
+            </w:r>
+            <w:proofErr w:type="gramEnd"/>
+            <w:r>
+              <w:t xml:space="preserve"> less cluster capacity management.</w:t>
             </w:r>
           </w:p>
         </w:tc>
@@ -1829,7 +2610,15 @@
     </w:p>
     <w:p>
       <w:r>
-        <w:t>1. Land source files in S3.  2. Clean and convert to Parquet.  3. Register external table metadata in Glue.  4. Query external data through Spectrum for exploration.  5. Load high-use curated datasets into internal Redshift tables as needed.  6. Build reporting queries and check EXPLAIN for scans and redistribution.</w:t>
+        <w:t xml:space="preserve">1. Land source files in S3.  2. Clean and </w:t>
+      </w:r>
+      <w:proofErr w:type="gramStart"/>
+      <w:r>
+        <w:t>convert</w:t>
+      </w:r>
+      <w:proofErr w:type="gramEnd"/>
+      <w:r>
+        <w:t xml:space="preserve"> to Parquet.  3. Register external table metadata in Glue.  4. Query external data through Spectrum for exploration.  5. Load high-use curated datasets into internal Redshift tables as needed.  6. Build reporting queries and check EXPLAIN for scans and redistribution.</w:t>
       </w:r>
     </w:p>
     <w:p>
@@ -1837,8 +2626,13 @@
         <w:pStyle w:val="Heading2"/>
       </w:pPr>
       <w:r>
-        <w:t>Interview quick review</w:t>
+        <w:t xml:space="preserve">Interview </w:t>
       </w:r>
+      <w:proofErr w:type="gramStart"/>
+      <w:r>
+        <w:t>quick review</w:t>
+      </w:r>
+      <w:proofErr w:type="gramEnd"/>
     </w:p>
     <w:tbl>
       <w:tblPr>
@@ -2024,7 +2818,15 @@
               <w:cnfStyle w:val="000000100000" w:firstRow="0" w:lastRow="0" w:firstColumn="0" w:lastColumn="0" w:oddVBand="0" w:evenVBand="0" w:oddHBand="1" w:evenHBand="0" w:firstRowFirstColumn="0" w:firstRowLastColumn="0" w:lastRowFirstColumn="0" w:lastRowLastColumn="0"/>
             </w:pPr>
             <w:r>
-              <w:t>ALL replicates; EVEN spreads rows.</w:t>
+              <w:t xml:space="preserve">ALL replicates; EVEN </w:t>
+            </w:r>
+            <w:proofErr w:type="gramStart"/>
+            <w:r>
+              <w:t>spreads</w:t>
+            </w:r>
+            <w:proofErr w:type="gramEnd"/>
+            <w:r>
+              <w:t xml:space="preserve"> rows.</w:t>
             </w:r>
           </w:p>
         </w:tc>
@@ -2147,7 +2949,15 @@
       <w:pStyle w:val="Caption"/>
     </w:pPr>
     <w:r>
-      <w:t>AWS REDSHIFT  |  DATA ENGINEERING STUDY GUIDE</w:t>
+      <w:t xml:space="preserve">AWS </w:t>
+    </w:r>
+    <w:proofErr w:type="gramStart"/>
+    <w:r>
+      <w:t>REDSHIFT  |</w:t>
+    </w:r>
+    <w:proofErr w:type="gramEnd"/>
+    <w:r>
+      <w:t xml:space="preserve">  DATA ENGINEERING STUDY GUIDE</w:t>
     </w:r>
   </w:p>
 </w:hdr>

--- a/AWS_Redshift_Illustrated_Study_Guide.docx
+++ b/AWS_Redshift_Illustrated_Study_Guide.docx
@@ -12,7 +12,13 @@
     </w:p>
     <w:p>
       <w:r>
-        <w:t>Learning goal: Understand where data lives, how SQL is executed, why data moves between nodes, and how to optimize common analytics queries.</w:t>
+        <w:t>Learning goal</w:t>
+      </w:r>
+      <w:r>
+        <w:t>---</w:t>
+      </w:r>
+      <w:r>
+        <w:t>Understand where data lives, how SQL is executed, why data moves between nodes, and how to optimize common analytics queries.</w:t>
       </w:r>
     </w:p>
     <w:p>
@@ -123,15 +129,7 @@
               <w:cnfStyle w:val="000000000000" w:firstRow="0" w:lastRow="0" w:firstColumn="0" w:lastColumn="0" w:oddVBand="0" w:evenVBand="0" w:oddHBand="0" w:evenHBand="0" w:firstRowFirstColumn="0" w:firstRowLastColumn="0" w:lastRowFirstColumn="0" w:lastRowLastColumn="0"/>
             </w:pPr>
             <w:r>
-              <w:t xml:space="preserve">Massively Parallel Processing: multiple </w:t>
-            </w:r>
-            <w:proofErr w:type="gramStart"/>
-            <w:r>
-              <w:t>compute</w:t>
-            </w:r>
-            <w:proofErr w:type="gramEnd"/>
-            <w:r>
-              <w:t xml:space="preserve"> resources process parts of a query at once.</w:t>
+              <w:t>Massively Parallel Processing: multiple compute resources process parts of a query at once.</w:t>
             </w:r>
           </w:p>
         </w:tc>
@@ -199,16 +197,8 @@
               <w:rPr>
                 <w:color w:val="000000" w:themeColor="text1"/>
               </w:rPr>
-              <w:t xml:space="preserve"> historical data, </w:t>
+              <w:t xml:space="preserve"> historical data, datawarehouse</w:t>
             </w:r>
-            <w:proofErr w:type="spellStart"/>
-            <w:r>
-              <w:rPr>
-                <w:color w:val="000000" w:themeColor="text1"/>
-              </w:rPr>
-              <w:t>datawarehouse</w:t>
-            </w:r>
-            <w:proofErr w:type="spellEnd"/>
             <w:r>
               <w:rPr>
                 <w:color w:val="000000" w:themeColor="text1"/>
@@ -283,15 +273,7 @@
     </w:p>
     <w:p>
       <w:r>
-        <w:t xml:space="preserve">Illustration: a simplified provisioned cluster. In Redshift Serverless, AWS manages the underlying </w:t>
-      </w:r>
-      <w:proofErr w:type="gramStart"/>
-      <w:r>
-        <w:t>compute</w:t>
-      </w:r>
-      <w:proofErr w:type="gramEnd"/>
-      <w:r>
-        <w:t xml:space="preserve"> resources for you.</w:t>
+        <w:t>Illustration: a simplified provisioned cluster. In Redshift Serverless, AWS manages the underlying compute resources for you.</w:t>
       </w:r>
     </w:p>
     <w:tbl>
@@ -359,21 +341,8 @@
             <w:pPr>
               <w:cnfStyle w:val="000000100000" w:firstRow="0" w:lastRow="0" w:firstColumn="0" w:lastColumn="0" w:oddVBand="0" w:evenVBand="0" w:oddHBand="1" w:evenHBand="0" w:firstRowFirstColumn="0" w:firstRowLastColumn="0" w:lastRowFirstColumn="0" w:lastRowLastColumn="0"/>
             </w:pPr>
-            <w:proofErr w:type="gramStart"/>
             <w:r>
-              <w:t>Accepts</w:t>
-            </w:r>
-            <w:proofErr w:type="gramEnd"/>
-            <w:r>
-              <w:t xml:space="preserve"> queries, plans execution, coordinates </w:t>
-            </w:r>
-            <w:proofErr w:type="gramStart"/>
-            <w:r>
-              <w:t>work, and</w:t>
-            </w:r>
-            <w:proofErr w:type="gramEnd"/>
-            <w:r>
-              <w:t xml:space="preserve"> returns results.</w:t>
+              <w:t>Accepts queries, plans execution, coordinates work, and returns results.</w:t>
             </w:r>
           </w:p>
         </w:tc>
@@ -433,15 +402,7 @@
               <w:cnfStyle w:val="000000100000" w:firstRow="0" w:lastRow="0" w:firstColumn="0" w:lastColumn="0" w:oddVBand="0" w:evenVBand="0" w:oddHBand="1" w:evenHBand="0" w:firstRowFirstColumn="0" w:firstRowLastColumn="0" w:lastRowFirstColumn="0" w:lastRowLastColumn="0"/>
             </w:pPr>
             <w:r>
-              <w:t xml:space="preserve">Subdivisions of </w:t>
-            </w:r>
-            <w:proofErr w:type="gramStart"/>
-            <w:r>
-              <w:t>compute</w:t>
-            </w:r>
-            <w:proofErr w:type="gramEnd"/>
-            <w:r>
-              <w:t xml:space="preserve"> resources that process assigned data partitions.</w:t>
+              <w:t>Subdivisions of compute resources that process assigned data partitions.</w:t>
             </w:r>
           </w:p>
         </w:tc>
@@ -495,36 +456,8 @@
           <w:color w:val="1C4970"/>
           <w:sz w:val="17"/>
         </w:rPr>
-        <w:t xml:space="preserve">SELECT category, </w:t>
+        <w:t>SELECT category, SUM(amount) AS total_sales</w:t>
       </w:r>
-      <w:proofErr w:type="gramStart"/>
-      <w:r>
-        <w:rPr>
-          <w:rFonts w:ascii="Consolas" w:hAnsi="Consolas"/>
-          <w:color w:val="1C4970"/>
-          <w:sz w:val="17"/>
-        </w:rPr>
-        <w:t>SUM(</w:t>
-      </w:r>
-      <w:proofErr w:type="gramEnd"/>
-      <w:r>
-        <w:rPr>
-          <w:rFonts w:ascii="Consolas" w:hAnsi="Consolas"/>
-          <w:color w:val="1C4970"/>
-          <w:sz w:val="17"/>
-        </w:rPr>
-        <w:t xml:space="preserve">amount) AS </w:t>
-      </w:r>
-      <w:proofErr w:type="spellStart"/>
-      <w:r>
-        <w:rPr>
-          <w:rFonts w:ascii="Consolas" w:hAnsi="Consolas"/>
-          <w:color w:val="1C4970"/>
-          <w:sz w:val="17"/>
-        </w:rPr>
-        <w:t>total_sales</w:t>
-      </w:r>
-      <w:proofErr w:type="spellEnd"/>
       <w:r>
         <w:rPr>
           <w:rFonts w:ascii="Consolas" w:hAnsi="Consolas"/>
@@ -628,18 +561,8 @@
           <w:color w:val="1C4970"/>
           <w:sz w:val="17"/>
         </w:rPr>
-        <w:t xml:space="preserve">CREATE EXTERNAL SCHEMA </w:t>
+        <w:t>CREATE EXTERNAL SCHEMA spectrum_schema</w:t>
       </w:r>
-      <w:proofErr w:type="spellStart"/>
-      <w:r>
-        <w:rPr>
-          <w:rFonts w:ascii="Consolas" w:hAnsi="Consolas"/>
-          <w:color w:val="1C4970"/>
-          <w:sz w:val="17"/>
-        </w:rPr>
-        <w:t>spectrum_schema</w:t>
-      </w:r>
-      <w:proofErr w:type="spellEnd"/>
       <w:r>
         <w:rPr>
           <w:rFonts w:ascii="Consolas" w:hAnsi="Consolas"/>
@@ -656,25 +579,7 @@
           <w:sz w:val="17"/>
         </w:rPr>
         <w:br/>
-        <w:t>DATABASE '</w:t>
-      </w:r>
-      <w:proofErr w:type="spellStart"/>
-      <w:r>
-        <w:rPr>
-          <w:rFonts w:ascii="Consolas" w:hAnsi="Consolas"/>
-          <w:color w:val="1C4970"/>
-          <w:sz w:val="17"/>
-        </w:rPr>
-        <w:t>sales_db</w:t>
-      </w:r>
-      <w:proofErr w:type="spellEnd"/>
-      <w:r>
-        <w:rPr>
-          <w:rFonts w:ascii="Consolas" w:hAnsi="Consolas"/>
-          <w:color w:val="1C4970"/>
-          <w:sz w:val="17"/>
-        </w:rPr>
-        <w:t>'</w:t>
+        <w:t>DATABASE 'sales_db'</w:t>
       </w:r>
       <w:r>
         <w:rPr>
@@ -683,84 +588,12 @@
           <w:sz w:val="17"/>
         </w:rPr>
         <w:br/>
-        <w:t>IAM_ROLE '</w:t>
-      </w:r>
-      <w:proofErr w:type="spellStart"/>
-      <w:proofErr w:type="gramStart"/>
-      <w:r>
-        <w:rPr>
-          <w:rFonts w:ascii="Consolas" w:hAnsi="Consolas"/>
-          <w:color w:val="1C4970"/>
-          <w:sz w:val="17"/>
-        </w:rPr>
-        <w:t>arn:aws</w:t>
-      </w:r>
-      <w:proofErr w:type="gramEnd"/>
-      <w:r>
-        <w:rPr>
-          <w:rFonts w:ascii="Consolas" w:hAnsi="Consolas"/>
-          <w:color w:val="1C4970"/>
-          <w:sz w:val="17"/>
-        </w:rPr>
-        <w:t>:</w:t>
-      </w:r>
-      <w:proofErr w:type="gramStart"/>
-      <w:r>
-        <w:rPr>
-          <w:rFonts w:ascii="Consolas" w:hAnsi="Consolas"/>
-          <w:color w:val="1C4970"/>
-          <w:sz w:val="17"/>
-        </w:rPr>
-        <w:t>iam</w:t>
-      </w:r>
-      <w:proofErr w:type="spellEnd"/>
-      <w:r>
-        <w:rPr>
-          <w:rFonts w:ascii="Consolas" w:hAnsi="Consolas"/>
-          <w:color w:val="1C4970"/>
-          <w:sz w:val="17"/>
-        </w:rPr>
-        <w:t>::123456789012:role</w:t>
-      </w:r>
-      <w:proofErr w:type="gramEnd"/>
-      <w:r>
-        <w:rPr>
-          <w:rFonts w:ascii="Consolas" w:hAnsi="Consolas"/>
-          <w:color w:val="1C4970"/>
-          <w:sz w:val="17"/>
-        </w:rPr>
-        <w:t>/</w:t>
-      </w:r>
-      <w:proofErr w:type="spellStart"/>
-      <w:r>
-        <w:rPr>
-          <w:rFonts w:ascii="Consolas" w:hAnsi="Consolas"/>
-          <w:color w:val="1C4970"/>
-          <w:sz w:val="17"/>
-        </w:rPr>
-        <w:t>RedshiftSpectrumRole</w:t>
-      </w:r>
-      <w:proofErr w:type="spellEnd"/>
-      <w:r>
-        <w:rPr>
-          <w:rFonts w:ascii="Consolas" w:hAnsi="Consolas"/>
-          <w:color w:val="1C4970"/>
-          <w:sz w:val="17"/>
-        </w:rPr>
-        <w:t>';</w:t>
+        <w:t>IAM_ROLE 'arn:aws:iam::123456789012:role/RedshiftSpectrumRole';</w:t>
       </w:r>
     </w:p>
     <w:p>
       <w:r>
-        <w:t xml:space="preserve">Prerequisites: the catalog database and external tables must exist, and the IAM role needs </w:t>
-      </w:r>
-      <w:proofErr w:type="gramStart"/>
-      <w:r>
-        <w:t>permissions</w:t>
-      </w:r>
-      <w:proofErr w:type="gramEnd"/>
-      <w:r>
-        <w:t xml:space="preserve"> for the catalog and S3 objects. The ARN above is an example placeholder.</w:t>
+        <w:t>Prerequisites: the catalog database and external tables must exist, and the IAM role needs permissions for the catalog and S3 objects. The ARN above is an example placeholder.</w:t>
       </w:r>
     </w:p>
     <w:p>
@@ -774,83 +607,7 @@
           <w:color w:val="1C4970"/>
           <w:sz w:val="17"/>
         </w:rPr>
-        <w:t xml:space="preserve">SELECT </w:t>
-      </w:r>
-      <w:proofErr w:type="spellStart"/>
-      <w:proofErr w:type="gramStart"/>
-      <w:r>
-        <w:rPr>
-          <w:rFonts w:ascii="Consolas" w:hAnsi="Consolas"/>
-          <w:color w:val="1C4970"/>
-          <w:sz w:val="17"/>
-        </w:rPr>
-        <w:t>c.customer</w:t>
-      </w:r>
-      <w:proofErr w:type="gramEnd"/>
-      <w:r>
-        <w:rPr>
-          <w:rFonts w:ascii="Consolas" w:hAnsi="Consolas"/>
-          <w:color w:val="1C4970"/>
-          <w:sz w:val="17"/>
-        </w:rPr>
-        <w:t>_name</w:t>
-      </w:r>
-      <w:proofErr w:type="spellEnd"/>
-      <w:r>
-        <w:rPr>
-          <w:rFonts w:ascii="Consolas" w:hAnsi="Consolas"/>
-          <w:color w:val="1C4970"/>
-          <w:sz w:val="17"/>
-        </w:rPr>
-        <w:t xml:space="preserve">, </w:t>
-      </w:r>
-      <w:proofErr w:type="gramStart"/>
-      <w:r>
-        <w:rPr>
-          <w:rFonts w:ascii="Consolas" w:hAnsi="Consolas"/>
-          <w:color w:val="1C4970"/>
-          <w:sz w:val="17"/>
-        </w:rPr>
-        <w:t>SUM(</w:t>
-      </w:r>
-      <w:proofErr w:type="spellStart"/>
-      <w:r>
-        <w:rPr>
-          <w:rFonts w:ascii="Consolas" w:hAnsi="Consolas"/>
-          <w:color w:val="1C4970"/>
-          <w:sz w:val="17"/>
-        </w:rPr>
-        <w:t>o.quantity</w:t>
-      </w:r>
-      <w:proofErr w:type="spellEnd"/>
-      <w:proofErr w:type="gramEnd"/>
-      <w:r>
-        <w:rPr>
-          <w:rFonts w:ascii="Consolas" w:hAnsi="Consolas"/>
-          <w:color w:val="1C4970"/>
-          <w:sz w:val="17"/>
-        </w:rPr>
-        <w:t xml:space="preserve"> * </w:t>
-      </w:r>
-      <w:proofErr w:type="spellStart"/>
-      <w:proofErr w:type="gramStart"/>
-      <w:r>
-        <w:rPr>
-          <w:rFonts w:ascii="Consolas" w:hAnsi="Consolas"/>
-          <w:color w:val="1C4970"/>
-          <w:sz w:val="17"/>
-        </w:rPr>
-        <w:t>o.price</w:t>
-      </w:r>
-      <w:proofErr w:type="spellEnd"/>
-      <w:proofErr w:type="gramEnd"/>
-      <w:r>
-        <w:rPr>
-          <w:rFonts w:ascii="Consolas" w:hAnsi="Consolas"/>
-          <w:color w:val="1C4970"/>
-          <w:sz w:val="17"/>
-        </w:rPr>
-        <w:t>) AS sales</w:t>
+        <w:t>SELECT c.customer_name, SUM(o.quantity * o.price) AS sales</w:t>
       </w:r>
       <w:r>
         <w:rPr>
@@ -859,27 +616,7 @@
           <w:sz w:val="17"/>
         </w:rPr>
         <w:br/>
-        <w:t xml:space="preserve">FROM </w:t>
-      </w:r>
-      <w:proofErr w:type="spellStart"/>
-      <w:proofErr w:type="gramStart"/>
-      <w:r>
-        <w:rPr>
-          <w:rFonts w:ascii="Consolas" w:hAnsi="Consolas"/>
-          <w:color w:val="1C4970"/>
-          <w:sz w:val="17"/>
-        </w:rPr>
-        <w:t>public.customers</w:t>
-      </w:r>
-      <w:proofErr w:type="spellEnd"/>
-      <w:proofErr w:type="gramEnd"/>
-      <w:r>
-        <w:rPr>
-          <w:rFonts w:ascii="Consolas" w:hAnsi="Consolas"/>
-          <w:color w:val="1C4970"/>
-          <w:sz w:val="17"/>
-        </w:rPr>
-        <w:t xml:space="preserve"> c</w:t>
+        <w:t>FROM public.customers c</w:t>
       </w:r>
       <w:r>
         <w:rPr>
@@ -888,35 +625,7 @@
           <w:sz w:val="17"/>
         </w:rPr>
         <w:br/>
-        <w:t xml:space="preserve">JOIN </w:t>
-      </w:r>
-      <w:proofErr w:type="spellStart"/>
-      <w:r>
-        <w:rPr>
-          <w:rFonts w:ascii="Consolas" w:hAnsi="Consolas"/>
-          <w:color w:val="1C4970"/>
-          <w:sz w:val="17"/>
-        </w:rPr>
-        <w:t>spectrum_</w:t>
-      </w:r>
-      <w:proofErr w:type="gramStart"/>
-      <w:r>
-        <w:rPr>
-          <w:rFonts w:ascii="Consolas" w:hAnsi="Consolas"/>
-          <w:color w:val="1C4970"/>
-          <w:sz w:val="17"/>
-        </w:rPr>
-        <w:t>schema.orders</w:t>
-      </w:r>
-      <w:proofErr w:type="spellEnd"/>
-      <w:proofErr w:type="gramEnd"/>
-      <w:r>
-        <w:rPr>
-          <w:rFonts w:ascii="Consolas" w:hAnsi="Consolas"/>
-          <w:color w:val="1C4970"/>
-          <w:sz w:val="17"/>
-        </w:rPr>
-        <w:t xml:space="preserve"> o</w:t>
+        <w:t>JOIN spectrum_schema.orders o</w:t>
       </w:r>
       <w:r>
         <w:rPr>
@@ -933,56 +642,8 @@
           <w:sz w:val="17"/>
         </w:rPr>
         <w:lastRenderedPageBreak/>
-        <w:t xml:space="preserve">  ON </w:t>
+        <w:t xml:space="preserve">  ON c.customer_id = o.customer_id</w:t>
       </w:r>
-      <w:proofErr w:type="spellStart"/>
-      <w:proofErr w:type="gramStart"/>
-      <w:r>
-        <w:rPr>
-          <w:rFonts w:ascii="Consolas" w:hAnsi="Consolas"/>
-          <w:color w:val="1C4970"/>
-          <w:sz w:val="17"/>
-        </w:rPr>
-        <w:t>c.customer</w:t>
-      </w:r>
-      <w:proofErr w:type="gramEnd"/>
-      <w:r>
-        <w:rPr>
-          <w:rFonts w:ascii="Consolas" w:hAnsi="Consolas"/>
-          <w:color w:val="1C4970"/>
-          <w:sz w:val="17"/>
-        </w:rPr>
-        <w:t>_id</w:t>
-      </w:r>
-      <w:proofErr w:type="spellEnd"/>
-      <w:r>
-        <w:rPr>
-          <w:rFonts w:ascii="Consolas" w:hAnsi="Consolas"/>
-          <w:color w:val="1C4970"/>
-          <w:sz w:val="17"/>
-        </w:rPr>
-        <w:t xml:space="preserve"> = </w:t>
-      </w:r>
-      <w:proofErr w:type="spellStart"/>
-      <w:proofErr w:type="gramStart"/>
-      <w:r>
-        <w:rPr>
-          <w:rFonts w:ascii="Consolas" w:hAnsi="Consolas"/>
-          <w:color w:val="1C4970"/>
-          <w:sz w:val="17"/>
-        </w:rPr>
-        <w:t>o.customer</w:t>
-      </w:r>
-      <w:proofErr w:type="gramEnd"/>
-      <w:r>
-        <w:rPr>
-          <w:rFonts w:ascii="Consolas" w:hAnsi="Consolas"/>
-          <w:color w:val="1C4970"/>
-          <w:sz w:val="17"/>
-        </w:rPr>
-        <w:t>_id</w:t>
-      </w:r>
-      <w:proofErr w:type="spellEnd"/>
       <w:r>
         <w:rPr>
           <w:rFonts w:ascii="Consolas" w:hAnsi="Consolas"/>
@@ -990,48 +651,12 @@
           <w:sz w:val="17"/>
         </w:rPr>
         <w:br/>
-        <w:t xml:space="preserve">GROUP BY </w:t>
-      </w:r>
-      <w:proofErr w:type="spellStart"/>
-      <w:proofErr w:type="gramStart"/>
-      <w:r>
-        <w:rPr>
-          <w:rFonts w:ascii="Consolas" w:hAnsi="Consolas"/>
-          <w:color w:val="1C4970"/>
-          <w:sz w:val="17"/>
-        </w:rPr>
-        <w:t>c.customer</w:t>
-      </w:r>
-      <w:proofErr w:type="gramEnd"/>
-      <w:r>
-        <w:rPr>
-          <w:rFonts w:ascii="Consolas" w:hAnsi="Consolas"/>
-          <w:color w:val="1C4970"/>
-          <w:sz w:val="17"/>
-        </w:rPr>
-        <w:t>_name</w:t>
-      </w:r>
-      <w:proofErr w:type="spellEnd"/>
-      <w:r>
-        <w:rPr>
-          <w:rFonts w:ascii="Consolas" w:hAnsi="Consolas"/>
-          <w:color w:val="1C4970"/>
-          <w:sz w:val="17"/>
-        </w:rPr>
-        <w:t>;</w:t>
+        <w:t>GROUP BY c.customer_name;</w:t>
       </w:r>
     </w:p>
     <w:p>
       <w:r>
-        <w:t xml:space="preserve">Performance tip: store external data as Parquet or ORC, partition on commonly filtered columns, and filter early to reduce scanned bytes. Spectrum costs can depend on </w:t>
-      </w:r>
-      <w:proofErr w:type="gramStart"/>
-      <w:r>
-        <w:t>bytes scanned</w:t>
-      </w:r>
-      <w:proofErr w:type="gramEnd"/>
-      <w:r>
-        <w:t xml:space="preserve"> and applicable pricing rules.</w:t>
+        <w:t>Performance tip: store external data as Parquet or ORC, partition on commonly filtered columns, and filter early to reduce scanned bytes. Spectrum costs can depend on bytes scanned and applicable pricing rules.</w:t>
       </w:r>
     </w:p>
     <w:p>
@@ -1086,15 +711,7 @@
     </w:p>
     <w:p>
       <w:r>
-        <w:t xml:space="preserve">Distribution determines which compute slices hold rows. The diagram is conceptual: ALL replicates a whole table to each node; EVEN spreads rows; KEY hashes values so matching keys can be </w:t>
-      </w:r>
-      <w:proofErr w:type="spellStart"/>
-      <w:r>
-        <w:t>colocated</w:t>
-      </w:r>
-      <w:proofErr w:type="spellEnd"/>
-      <w:r>
-        <w:t>.</w:t>
+        <w:t>Distribution determines which compute slices hold rows. The diagram is conceptual: ALL replicates a whole table to each node; EVEN spreads rows; KEY hashes values so matching keys can be colocated.</w:t>
       </w:r>
     </w:p>
     <w:tbl>
@@ -1343,61 +960,7 @@
           <w:sz w:val="17"/>
         </w:rPr>
         <w:br/>
-        <w:t xml:space="preserve">  </w:t>
-      </w:r>
-      <w:proofErr w:type="spellStart"/>
-      <w:r>
-        <w:rPr>
-          <w:rFonts w:ascii="Consolas" w:hAnsi="Consolas"/>
-          <w:color w:val="1C4970"/>
-          <w:sz w:val="17"/>
-        </w:rPr>
-        <w:t>order_id</w:t>
-      </w:r>
-      <w:proofErr w:type="spellEnd"/>
-      <w:r>
-        <w:rPr>
-          <w:rFonts w:ascii="Consolas" w:hAnsi="Consolas"/>
-          <w:color w:val="1C4970"/>
-          <w:sz w:val="17"/>
-        </w:rPr>
-        <w:t xml:space="preserve"> INT, </w:t>
-      </w:r>
-      <w:proofErr w:type="spellStart"/>
-      <w:r>
-        <w:rPr>
-          <w:rFonts w:ascii="Consolas" w:hAnsi="Consolas"/>
-          <w:color w:val="1C4970"/>
-          <w:sz w:val="17"/>
-        </w:rPr>
-        <w:t>customer_id</w:t>
-      </w:r>
-      <w:proofErr w:type="spellEnd"/>
-      <w:r>
-        <w:rPr>
-          <w:rFonts w:ascii="Consolas" w:hAnsi="Consolas"/>
-          <w:color w:val="1C4970"/>
-          <w:sz w:val="17"/>
-        </w:rPr>
-        <w:t xml:space="preserve"> INT, amount </w:t>
-      </w:r>
-      <w:proofErr w:type="gramStart"/>
-      <w:r>
-        <w:rPr>
-          <w:rFonts w:ascii="Consolas" w:hAnsi="Consolas"/>
-          <w:color w:val="1C4970"/>
-          <w:sz w:val="17"/>
-        </w:rPr>
-        <w:t>DECIMAL(</w:t>
-      </w:r>
-      <w:proofErr w:type="gramEnd"/>
-      <w:r>
-        <w:rPr>
-          <w:rFonts w:ascii="Consolas" w:hAnsi="Consolas"/>
-          <w:color w:val="1C4970"/>
-          <w:sz w:val="17"/>
-        </w:rPr>
-        <w:t>12,2)</w:t>
+        <w:t xml:space="preserve">  order_id INT, customer_id INT, amount DECIMAL(12,2)</w:t>
       </w:r>
       <w:r>
         <w:rPr>
@@ -1406,35 +969,7 @@
           <w:sz w:val="17"/>
         </w:rPr>
         <w:br/>
-        <w:t xml:space="preserve">) DISTSTYLE KEY </w:t>
-      </w:r>
-      <w:proofErr w:type="gramStart"/>
-      <w:r>
-        <w:rPr>
-          <w:rFonts w:ascii="Consolas" w:hAnsi="Consolas"/>
-          <w:color w:val="1C4970"/>
-          <w:sz w:val="17"/>
-        </w:rPr>
-        <w:t>DISTKEY(</w:t>
-      </w:r>
-      <w:proofErr w:type="spellStart"/>
-      <w:proofErr w:type="gramEnd"/>
-      <w:r>
-        <w:rPr>
-          <w:rFonts w:ascii="Consolas" w:hAnsi="Consolas"/>
-          <w:color w:val="1C4970"/>
-          <w:sz w:val="17"/>
-        </w:rPr>
-        <w:t>customer_id</w:t>
-      </w:r>
-      <w:proofErr w:type="spellEnd"/>
-      <w:r>
-        <w:rPr>
-          <w:rFonts w:ascii="Consolas" w:hAnsi="Consolas"/>
-          <w:color w:val="1C4970"/>
-          <w:sz w:val="17"/>
-        </w:rPr>
-        <w:t>);</w:t>
+        <w:t>) DISTSTYLE KEY DISTKEY(customer_id);</w:t>
       </w:r>
     </w:p>
     <w:p>
@@ -1457,61 +992,7 @@
           <w:sz w:val="17"/>
         </w:rPr>
         <w:br/>
-        <w:t xml:space="preserve">  </w:t>
-      </w:r>
-      <w:proofErr w:type="spellStart"/>
-      <w:r>
-        <w:rPr>
-          <w:rFonts w:ascii="Consolas" w:hAnsi="Consolas"/>
-          <w:color w:val="1C4970"/>
-          <w:sz w:val="17"/>
-        </w:rPr>
-        <w:t>region_id</w:t>
-      </w:r>
-      <w:proofErr w:type="spellEnd"/>
-      <w:r>
-        <w:rPr>
-          <w:rFonts w:ascii="Consolas" w:hAnsi="Consolas"/>
-          <w:color w:val="1C4970"/>
-          <w:sz w:val="17"/>
-        </w:rPr>
-        <w:t xml:space="preserve"> INT, </w:t>
-      </w:r>
-      <w:proofErr w:type="spellStart"/>
-      <w:r>
-        <w:rPr>
-          <w:rFonts w:ascii="Consolas" w:hAnsi="Consolas"/>
-          <w:color w:val="1C4970"/>
-          <w:sz w:val="17"/>
-        </w:rPr>
-        <w:t>region_name</w:t>
-      </w:r>
-      <w:proofErr w:type="spellEnd"/>
-      <w:r>
-        <w:rPr>
-          <w:rFonts w:ascii="Consolas" w:hAnsi="Consolas"/>
-          <w:color w:val="1C4970"/>
-          <w:sz w:val="17"/>
-        </w:rPr>
-        <w:t xml:space="preserve"> </w:t>
-      </w:r>
-      <w:proofErr w:type="gramStart"/>
-      <w:r>
-        <w:rPr>
-          <w:rFonts w:ascii="Consolas" w:hAnsi="Consolas"/>
-          <w:color w:val="1C4970"/>
-          <w:sz w:val="17"/>
-        </w:rPr>
-        <w:t>VARCHAR(</w:t>
-      </w:r>
-      <w:proofErr w:type="gramEnd"/>
-      <w:r>
-        <w:rPr>
-          <w:rFonts w:ascii="Consolas" w:hAnsi="Consolas"/>
-          <w:color w:val="1C4970"/>
-          <w:sz w:val="17"/>
-        </w:rPr>
-        <w:t>50)</w:t>
+        <w:t xml:space="preserve">  region_id INT, region_name VARCHAR(50)</w:t>
       </w:r>
       <w:r>
         <w:rPr>
@@ -1539,23 +1020,7 @@
     </w:p>
     <w:p>
       <w:r>
-        <w:t xml:space="preserve">Shuffling is moving rows across nodes during operations such as </w:t>
-      </w:r>
-      <w:proofErr w:type="gramStart"/>
-      <w:r>
-        <w:t>joins</w:t>
-      </w:r>
-      <w:proofErr w:type="gramEnd"/>
-      <w:r>
-        <w:t xml:space="preserve"> and aggregation. Network movement can slow queries. </w:t>
-      </w:r>
-      <w:proofErr w:type="spellStart"/>
-      <w:r>
-        <w:t>Colocating</w:t>
-      </w:r>
-      <w:proofErr w:type="spellEnd"/>
-      <w:r>
-        <w:t xml:space="preserve"> rows on matching distribution keys may avoid this movement.</w:t>
+        <w:t>Shuffling is moving rows across nodes during operations such as joins and aggregation. Network movement can slow queries. Colocating rows on matching distribution keys may avoid this movement.</w:t>
       </w:r>
     </w:p>
     <w:p>
@@ -1619,15 +1084,7 @@
           </w:tcPr>
           <w:p>
             <w:r>
-              <w:t xml:space="preserve">1. </w:t>
-            </w:r>
-            <w:proofErr w:type="spellStart"/>
-            <w:r>
-              <w:t>Colocate</w:t>
-            </w:r>
-            <w:proofErr w:type="spellEnd"/>
-            <w:r>
-              <w:t xml:space="preserve"> JOIN keys</w:t>
+              <w:t>1. Colocate JOIN keys</w:t>
             </w:r>
           </w:p>
         </w:tc>
@@ -1754,48 +1211,8 @@
           <w:sz w:val="17"/>
         </w:rPr>
         <w:br/>
-        <w:t xml:space="preserve">SELECT </w:t>
+        <w:t>SELECT c.customer_name, o.amount</w:t>
       </w:r>
-      <w:proofErr w:type="spellStart"/>
-      <w:proofErr w:type="gramStart"/>
-      <w:r>
-        <w:rPr>
-          <w:rFonts w:ascii="Consolas" w:hAnsi="Consolas"/>
-          <w:color w:val="1C4970"/>
-          <w:sz w:val="17"/>
-        </w:rPr>
-        <w:t>c.customer</w:t>
-      </w:r>
-      <w:proofErr w:type="gramEnd"/>
-      <w:r>
-        <w:rPr>
-          <w:rFonts w:ascii="Consolas" w:hAnsi="Consolas"/>
-          <w:color w:val="1C4970"/>
-          <w:sz w:val="17"/>
-        </w:rPr>
-        <w:t>_name</w:t>
-      </w:r>
-      <w:proofErr w:type="spellEnd"/>
-      <w:r>
-        <w:rPr>
-          <w:rFonts w:ascii="Consolas" w:hAnsi="Consolas"/>
-          <w:color w:val="1C4970"/>
-          <w:sz w:val="17"/>
-        </w:rPr>
-        <w:t xml:space="preserve">, </w:t>
-      </w:r>
-      <w:proofErr w:type="spellStart"/>
-      <w:proofErr w:type="gramStart"/>
-      <w:r>
-        <w:rPr>
-          <w:rFonts w:ascii="Consolas" w:hAnsi="Consolas"/>
-          <w:color w:val="1C4970"/>
-          <w:sz w:val="17"/>
-        </w:rPr>
-        <w:t>o.amount</w:t>
-      </w:r>
-      <w:proofErr w:type="spellEnd"/>
-      <w:proofErr w:type="gramEnd"/>
       <w:r>
         <w:rPr>
           <w:rFonts w:ascii="Consolas" w:hAnsi="Consolas"/>
@@ -1812,63 +1229,7 @@
           <w:sz w:val="17"/>
         </w:rPr>
         <w:br/>
-        <w:t xml:space="preserve">JOIN orders o ON </w:t>
-      </w:r>
-      <w:proofErr w:type="spellStart"/>
-      <w:proofErr w:type="gramStart"/>
-      <w:r>
-        <w:rPr>
-          <w:rFonts w:ascii="Consolas" w:hAnsi="Consolas"/>
-          <w:color w:val="1C4970"/>
-          <w:sz w:val="17"/>
-        </w:rPr>
-        <w:t>c.customer</w:t>
-      </w:r>
-      <w:proofErr w:type="gramEnd"/>
-      <w:r>
-        <w:rPr>
-          <w:rFonts w:ascii="Consolas" w:hAnsi="Consolas"/>
-          <w:color w:val="1C4970"/>
-          <w:sz w:val="17"/>
-        </w:rPr>
-        <w:t>_id</w:t>
-      </w:r>
-      <w:proofErr w:type="spellEnd"/>
-      <w:r>
-        <w:rPr>
-          <w:rFonts w:ascii="Consolas" w:hAnsi="Consolas"/>
-          <w:color w:val="1C4970"/>
-          <w:sz w:val="17"/>
-        </w:rPr>
-        <w:t xml:space="preserve"> = </w:t>
-      </w:r>
-      <w:proofErr w:type="spellStart"/>
-      <w:proofErr w:type="gramStart"/>
-      <w:r>
-        <w:rPr>
-          <w:rFonts w:ascii="Consolas" w:hAnsi="Consolas"/>
-          <w:color w:val="1C4970"/>
-          <w:sz w:val="17"/>
-        </w:rPr>
-        <w:t>o.customer</w:t>
-      </w:r>
-      <w:proofErr w:type="gramEnd"/>
-      <w:r>
-        <w:rPr>
-          <w:rFonts w:ascii="Consolas" w:hAnsi="Consolas"/>
-          <w:color w:val="1C4970"/>
-          <w:sz w:val="17"/>
-        </w:rPr>
-        <w:t>_id</w:t>
-      </w:r>
-      <w:proofErr w:type="spellEnd"/>
-      <w:r>
-        <w:rPr>
-          <w:rFonts w:ascii="Consolas" w:hAnsi="Consolas"/>
-          <w:color w:val="1C4970"/>
-          <w:sz w:val="17"/>
-        </w:rPr>
-        <w:t>;</w:t>
+        <w:t>JOIN orders o ON c.customer_id = o.customer_id;</w:t>
       </w:r>
     </w:p>
     <w:tbl>
@@ -1937,15 +1298,7 @@
               <w:cnfStyle w:val="000000100000" w:firstRow="0" w:lastRow="0" w:firstColumn="0" w:lastColumn="0" w:oddVBand="0" w:evenVBand="0" w:oddHBand="1" w:evenHBand="0" w:firstRowFirstColumn="0" w:firstRowLastColumn="0" w:lastRowFirstColumn="0" w:lastRowLastColumn="0"/>
             </w:pPr>
             <w:r>
-              <w:t xml:space="preserve">No redistribution </w:t>
-            </w:r>
-            <w:proofErr w:type="gramStart"/>
-            <w:r>
-              <w:t>needed</w:t>
-            </w:r>
-            <w:proofErr w:type="gramEnd"/>
-            <w:r>
-              <w:t xml:space="preserve"> for the join.</w:t>
+              <w:t>No redistribution needed for the join.</w:t>
             </w:r>
           </w:p>
         </w:tc>
@@ -2063,15 +1416,7 @@
               <w:cnfStyle w:val="000000100000" w:firstRow="0" w:lastRow="0" w:firstColumn="0" w:lastColumn="0" w:oddVBand="0" w:evenVBand="0" w:oddHBand="1" w:evenHBand="0" w:firstRowFirstColumn="0" w:firstRowLastColumn="0" w:lastRowFirstColumn="0" w:lastRowLastColumn="0"/>
             </w:pPr>
             <w:r>
-              <w:t xml:space="preserve">Both sides </w:t>
-            </w:r>
-            <w:proofErr w:type="gramStart"/>
-            <w:r>
-              <w:t>redistributed</w:t>
-            </w:r>
-            <w:proofErr w:type="gramEnd"/>
-            <w:r>
-              <w:t>; often expensive.</w:t>
+              <w:t>Both sides redistributed; often expensive.</w:t>
             </w:r>
           </w:p>
         </w:tc>
@@ -2300,61 +1645,7 @@
           <w:sz w:val="17"/>
         </w:rPr>
         <w:br/>
-        <w:t xml:space="preserve">  </w:t>
-      </w:r>
-      <w:proofErr w:type="spellStart"/>
-      <w:r>
-        <w:rPr>
-          <w:rFonts w:ascii="Consolas" w:hAnsi="Consolas"/>
-          <w:color w:val="1C4970"/>
-          <w:sz w:val="17"/>
-        </w:rPr>
-        <w:t>sale_id</w:t>
-      </w:r>
-      <w:proofErr w:type="spellEnd"/>
-      <w:r>
-        <w:rPr>
-          <w:rFonts w:ascii="Consolas" w:hAnsi="Consolas"/>
-          <w:color w:val="1C4970"/>
-          <w:sz w:val="17"/>
-        </w:rPr>
-        <w:t xml:space="preserve"> INT, </w:t>
-      </w:r>
-      <w:proofErr w:type="spellStart"/>
-      <w:r>
-        <w:rPr>
-          <w:rFonts w:ascii="Consolas" w:hAnsi="Consolas"/>
-          <w:color w:val="1C4970"/>
-          <w:sz w:val="17"/>
-        </w:rPr>
-        <w:t>sale_date</w:t>
-      </w:r>
-      <w:proofErr w:type="spellEnd"/>
-      <w:r>
-        <w:rPr>
-          <w:rFonts w:ascii="Consolas" w:hAnsi="Consolas"/>
-          <w:color w:val="1C4970"/>
-          <w:sz w:val="17"/>
-        </w:rPr>
-        <w:t xml:space="preserve"> DATE, amount </w:t>
-      </w:r>
-      <w:proofErr w:type="gramStart"/>
-      <w:r>
-        <w:rPr>
-          <w:rFonts w:ascii="Consolas" w:hAnsi="Consolas"/>
-          <w:color w:val="1C4970"/>
-          <w:sz w:val="17"/>
-        </w:rPr>
-        <w:t>DECIMAL(</w:t>
-      </w:r>
-      <w:proofErr w:type="gramEnd"/>
-      <w:r>
-        <w:rPr>
-          <w:rFonts w:ascii="Consolas" w:hAnsi="Consolas"/>
-          <w:color w:val="1C4970"/>
-          <w:sz w:val="17"/>
-        </w:rPr>
-        <w:t>12,2)</w:t>
+        <w:t xml:space="preserve">  sale_id INT, sale_date DATE, amount DECIMAL(12,2)</w:t>
       </w:r>
       <w:r>
         <w:rPr>
@@ -2363,35 +1654,7 @@
           <w:sz w:val="17"/>
         </w:rPr>
         <w:br/>
-        <w:t xml:space="preserve">) </w:t>
-      </w:r>
-      <w:proofErr w:type="gramStart"/>
-      <w:r>
-        <w:rPr>
-          <w:rFonts w:ascii="Consolas" w:hAnsi="Consolas"/>
-          <w:color w:val="1C4970"/>
-          <w:sz w:val="17"/>
-        </w:rPr>
-        <w:t>SORTKEY(</w:t>
-      </w:r>
-      <w:proofErr w:type="spellStart"/>
-      <w:proofErr w:type="gramEnd"/>
-      <w:r>
-        <w:rPr>
-          <w:rFonts w:ascii="Consolas" w:hAnsi="Consolas"/>
-          <w:color w:val="1C4970"/>
-          <w:sz w:val="17"/>
-        </w:rPr>
-        <w:t>sale_date</w:t>
-      </w:r>
-      <w:proofErr w:type="spellEnd"/>
-      <w:r>
-        <w:rPr>
-          <w:rFonts w:ascii="Consolas" w:hAnsi="Consolas"/>
-          <w:color w:val="1C4970"/>
-          <w:sz w:val="17"/>
-        </w:rPr>
-        <w:t>);</w:t>
+        <w:t>) SORTKEY(sale_date);</w:t>
       </w:r>
     </w:p>
     <w:p>
@@ -2581,15 +1844,7 @@
               <w:cnfStyle w:val="000000100000" w:firstRow="0" w:lastRow="0" w:firstColumn="0" w:lastColumn="0" w:oddVBand="0" w:evenVBand="0" w:oddHBand="1" w:evenHBand="0" w:firstRowFirstColumn="0" w:firstRowLastColumn="0" w:lastRowFirstColumn="0" w:lastRowLastColumn="0"/>
             </w:pPr>
             <w:r>
-              <w:t xml:space="preserve">Teams </w:t>
-            </w:r>
-            <w:proofErr w:type="gramStart"/>
-            <w:r>
-              <w:t>wanting</w:t>
-            </w:r>
-            <w:proofErr w:type="gramEnd"/>
-            <w:r>
-              <w:t xml:space="preserve"> less cluster capacity management.</w:t>
+              <w:t>Teams wanting less cluster capacity management.</w:t>
             </w:r>
           </w:p>
         </w:tc>
@@ -2610,15 +1865,7 @@
     </w:p>
     <w:p>
       <w:r>
-        <w:t xml:space="preserve">1. Land source files in S3.  2. Clean and </w:t>
-      </w:r>
-      <w:proofErr w:type="gramStart"/>
-      <w:r>
-        <w:t>convert</w:t>
-      </w:r>
-      <w:proofErr w:type="gramEnd"/>
-      <w:r>
-        <w:t xml:space="preserve"> to Parquet.  3. Register external table metadata in Glue.  4. Query external data through Spectrum for exploration.  5. Load high-use curated datasets into internal Redshift tables as needed.  6. Build reporting queries and check EXPLAIN for scans and redistribution.</w:t>
+        <w:t>1. Land source files in S3.  2. Clean and convert to Parquet.  3. Register external table metadata in Glue.  4. Query external data through Spectrum for exploration.  5. Load high-use curated datasets into internal Redshift tables as needed.  6. Build reporting queries and check EXPLAIN for scans and redistribution.</w:t>
       </w:r>
     </w:p>
     <w:p>
@@ -2626,13 +1873,8 @@
         <w:pStyle w:val="Heading2"/>
       </w:pPr>
       <w:r>
-        <w:t xml:space="preserve">Interview </w:t>
+        <w:t>Interview quick review</w:t>
       </w:r>
-      <w:proofErr w:type="gramStart"/>
-      <w:r>
-        <w:t>quick review</w:t>
-      </w:r>
-      <w:proofErr w:type="gramEnd"/>
     </w:p>
     <w:tbl>
       <w:tblPr>
@@ -2818,15 +2060,7 @@
               <w:cnfStyle w:val="000000100000" w:firstRow="0" w:lastRow="0" w:firstColumn="0" w:lastColumn="0" w:oddVBand="0" w:evenVBand="0" w:oddHBand="1" w:evenHBand="0" w:firstRowFirstColumn="0" w:firstRowLastColumn="0" w:lastRowFirstColumn="0" w:lastRowLastColumn="0"/>
             </w:pPr>
             <w:r>
-              <w:t xml:space="preserve">ALL replicates; EVEN </w:t>
-            </w:r>
-            <w:proofErr w:type="gramStart"/>
-            <w:r>
-              <w:t>spreads</w:t>
-            </w:r>
-            <w:proofErr w:type="gramEnd"/>
-            <w:r>
-              <w:t xml:space="preserve"> rows.</w:t>
+              <w:t>ALL replicates; EVEN spreads rows.</w:t>
             </w:r>
           </w:p>
         </w:tc>
@@ -2949,15 +2183,7 @@
       <w:pStyle w:val="Caption"/>
     </w:pPr>
     <w:r>
-      <w:t xml:space="preserve">AWS </w:t>
-    </w:r>
-    <w:proofErr w:type="gramStart"/>
-    <w:r>
-      <w:t>REDSHIFT  |</w:t>
-    </w:r>
-    <w:proofErr w:type="gramEnd"/>
-    <w:r>
-      <w:t xml:space="preserve">  DATA ENGINEERING STUDY GUIDE</w:t>
+      <w:t>AWS REDSHIFT  |  DATA ENGINEERING STUDY GUIDE</w:t>
     </w:r>
   </w:p>
 </w:hdr>
